--- a/docs/Syllabus Policy.docx
+++ b/docs/Syllabus Policy.docx
@@ -1,6 +1,6 @@
 
 <file path=word/document.xml><?xml version="1.0" encoding="utf-8"?>
-<w:document xmlns:wpc="http://schemas.microsoft.com/office/word/2010/wordprocessingCanvas" xmlns:cx="http://schemas.microsoft.com/office/drawing/2014/chartex" xmlns:cx1="http://schemas.microsoft.com/office/drawing/2015/9/8/chartex" xmlns:cx2="http://schemas.microsoft.com/office/drawing/2015/10/21/chartex" xmlns:cx3="http://schemas.microsoft.com/office/drawing/2016/5/9/chartex" xmlns:cx4="http://schemas.microsoft.com/office/drawing/2016/5/10/chartex" xmlns:cx5="http://schemas.microsoft.com/office/drawing/2016/5/11/chartex" xmlns:cx6="http://schemas.microsoft.com/office/drawing/2016/5/12/chartex" xmlns:cx7="http://schemas.microsoft.com/office/drawing/2016/5/13/chartex" xmlns:cx8="http://schemas.microsoft.com/office/drawing/2016/5/14/chartex" xmlns:mc="http://schemas.openxmlformats.org/markup-compatibility/2006" xmlns:aink="http://schemas.microsoft.com/office/drawing/2016/ink" xmlns:am3d="http://schemas.microsoft.com/office/drawing/2017/model3d" xmlns:o="urn:schemas-microsoft-com:office:office" xmlns:oel="http://schemas.microsoft.com/office/2019/extlst" xmlns:r="http://schemas.openxmlformats.org/officeDocument/2006/relationships" xmlns:m="http://schemas.openxmlformats.org/officeDocument/2006/math" xmlns:v="urn:schemas-microsoft-com:vml" xmlns:wp14="http://schemas.microsoft.com/office/word/2010/wordprocessingDrawing" xmlns:wp="http://schemas.openxmlformats.org/drawingml/2006/wordprocessingDrawing" xmlns:w10="urn:schemas-microsoft-com:office:word" xmlns:w="http://schemas.openxmlformats.org/wordprocessingml/2006/main" xmlns:w14="http://schemas.microsoft.com/office/word/2010/wordml" xmlns:w15="http://schemas.microsoft.com/office/word/2012/wordml" xmlns:w16cex="http://schemas.microsoft.com/office/word/2018/wordml/cex" xmlns:w16cid="http://schemas.microsoft.com/office/word/2016/wordml/cid" xmlns:w16="http://schemas.microsoft.com/office/word/2018/wordml" xmlns:w16du="http://schemas.microsoft.com/office/word/2023/wordml/word16du" xmlns:w16sdtdh="http://schemas.microsoft.com/office/word/2020/wordml/sdtdatahash" xmlns:w16sdtfl="http://schemas.microsoft.com/office/word/2024/wordml/sdtformatlock" xmlns:w16se="http://schemas.microsoft.com/office/word/2015/wordml/symex" xmlns:wpg="http://schemas.microsoft.com/office/word/2010/wordprocessingGroup" xmlns:wpi="http://schemas.microsoft.com/office/word/2010/wordprocessingInk" xmlns:wne="http://schemas.microsoft.com/office/word/2006/wordml" xmlns:wps="http://schemas.microsoft.com/office/word/2010/wordprocessingShape" mc:Ignorable="w14 w15 w16se w16cid w16 w16cex w16sdtdh w16sdtfl w16du wp14">
+<w:document xmlns:wpc="http://schemas.microsoft.com/office/word/2010/wordprocessingCanvas" xmlns:cx="http://schemas.microsoft.com/office/drawing/2014/chartex" xmlns:cx1="http://schemas.microsoft.com/office/drawing/2015/9/8/chartex" xmlns:cx2="http://schemas.microsoft.com/office/drawing/2015/10/21/chartex" xmlns:cx3="http://schemas.microsoft.com/office/drawing/2016/5/9/chartex" xmlns:cx4="http://schemas.microsoft.com/office/drawing/2016/5/10/chartex" xmlns:cx5="http://schemas.microsoft.com/office/drawing/2016/5/11/chartex" xmlns:cx6="http://schemas.microsoft.com/office/drawing/2016/5/12/chartex" xmlns:cx7="http://schemas.microsoft.com/office/drawing/2016/5/13/chartex" xmlns:cx8="http://schemas.microsoft.com/office/drawing/2016/5/14/chartex" xmlns:mc="http://schemas.openxmlformats.org/markup-compatibility/2006" xmlns:m="http://schemas.openxmlformats.org/officeDocument/2006/math" xmlns:aink="http://schemas.microsoft.com/office/drawing/2016/ink" xmlns:am3d="http://schemas.microsoft.com/office/drawing/2017/model3d" xmlns:oel="http://schemas.microsoft.com/office/2019/extlst" xmlns:r="http://schemas.openxmlformats.org/officeDocument/2006/relationships" xmlns:wp14="http://schemas.microsoft.com/office/word/2010/wordprocessingDrawing" xmlns:wp="http://schemas.openxmlformats.org/drawingml/2006/wordprocessingDrawing" xmlns:wpg="http://schemas.microsoft.com/office/word/2010/wordprocessingGroup" xmlns:wpi="http://schemas.microsoft.com/office/word/2010/wordprocessingInk" xmlns:wps="http://schemas.microsoft.com/office/word/2010/wordprocessingShape" xmlns:o="urn:schemas-microsoft-com:office:office" xmlns:v="urn:schemas-microsoft-com:vml" xmlns:w10="urn:schemas-microsoft-com:office:word" xmlns:w="http://schemas.openxmlformats.org/wordprocessingml/2006/main" xmlns:w14="http://schemas.microsoft.com/office/word/2010/wordml" xmlns:w15="http://schemas.microsoft.com/office/word/2012/wordml" xmlns:w16cei="http://schemas.microsoft.com/office/word/2026/wordml/cei" xmlns:w16cex="http://schemas.microsoft.com/office/word/2018/wordml/cex" xmlns:w16cid="http://schemas.microsoft.com/office/word/2016/wordml/cid" xmlns:w16="http://schemas.microsoft.com/office/word/2018/wordml" xmlns:w16sdtdh="http://schemas.microsoft.com/office/word/2020/wordml/sdtdatahash" xmlns:w16sdtfl="http://schemas.microsoft.com/office/word/2024/wordml/sdtformatlock" xmlns:w16se="http://schemas.microsoft.com/office/word/2015/wordml/symex" xmlns:w16du="http://schemas.microsoft.com/office/word/2023/wordml/word16du" xmlns:wne="http://schemas.microsoft.com/office/word/2006/wordml" mc:Ignorable="w14 w15 w16se w16cid w16 w16cex w16sdtdh w16sdtfl w16du wp14">
   <w:body>
     <w:p>
       <w:pPr>
@@ -326,37 +326,7 @@
                 <w:szCs w:val="24"/>
                 <w:u w:val="single"/>
               </w:rPr>
-              <w:t>Hence, students will be required to make short presentations (</w:t>
-            </w:r>
-            <w:proofErr w:type="gramStart"/>
-            <w:r>
-              <w:rPr>
-                <w:rFonts w:ascii="Arial Narrow" w:eastAsia="Times New Roman" w:hAnsi="Arial Narrow" w:cs="Times New Roman"/>
-                <w:b/>
-                <w:bCs/>
-                <w:i/>
-                <w:iCs/>
-                <w:color w:val="000000"/>
-                <w:sz w:val="24"/>
-                <w:szCs w:val="24"/>
-                <w:u w:val="single"/>
-              </w:rPr>
-              <w:t>accommodations</w:t>
-            </w:r>
-            <w:proofErr w:type="gramEnd"/>
-            <w:r>
-              <w:rPr>
-                <w:rFonts w:ascii="Arial Narrow" w:eastAsia="Times New Roman" w:hAnsi="Arial Narrow" w:cs="Times New Roman"/>
-                <w:b/>
-                <w:bCs/>
-                <w:i/>
-                <w:iCs/>
-                <w:color w:val="000000"/>
-                <w:sz w:val="24"/>
-                <w:szCs w:val="24"/>
-                <w:u w:val="single"/>
-              </w:rPr>
-              <w:t xml:space="preserve"> will be </w:t>
+              <w:t xml:space="preserve">Hence, students will be required to make short presentations (accommodations will be </w:t>
             </w:r>
             <w:r>
               <w:rPr>
@@ -867,7 +837,6 @@
         </w:rPr>
         <w:t xml:space="preserve">Please note that there is a state and district curriculum we must follow, and all readings are </w:t>
       </w:r>
-      <w:proofErr w:type="gramStart"/>
       <w:r>
         <w:rPr>
           <w:rFonts w:ascii="Arial Narrow" w:eastAsia="Times New Roman" w:hAnsi="Arial Narrow" w:cs="Times New Roman"/>
@@ -879,7 +848,6 @@
         </w:rPr>
         <w:t>state-approved</w:t>
       </w:r>
-      <w:proofErr w:type="gramEnd"/>
       <w:r>
         <w:rPr>
           <w:rFonts w:ascii="Arial Narrow" w:eastAsia="Times New Roman" w:hAnsi="Arial Narrow" w:cs="Times New Roman"/>
@@ -951,12 +919,15 @@
       </w:pPr>
       <w:r>
         <w:rPr>
-          <w:rFonts w:ascii="Arial Narrow" w:eastAsia="Times New Roman" w:hAnsi="Arial Narrow" w:cs="Times New Roman"/>
-          <w:sz w:val="24"/>
-          <w:szCs w:val="24"/>
+          <w:noProof/>
         </w:rPr>
-        <w:pict w14:anchorId="4C4064D8">
-          <v:rect id="_x0000_i1025" style="width:499.4pt;height:.05pt" o:hrpct="965" o:hralign="center" o:hrstd="t" o:hr="t" fillcolor="#a0a0a0" stroked="f"/>
+      </w:r>
+      <w:r>
+        <w:pict w14:anchorId="6734B46C">
+          <v:rect id="Horizontal Line 1" o:spid="_x0000_s1026" style="width:451.6pt;height:.05pt;visibility:visible;mso-wrap-style:square;mso-left-percent:-10001;mso-top-percent:-10001;mso-position-horizontal:absolute;mso-position-horizontal-relative:char;mso-position-vertical:absolute;mso-position-vertical-relative:line;mso-left-percent:-10001;mso-top-percent:-10001;v-text-anchor:top" o:gfxdata="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" filled="f">
+            <o:lock v:ext="edit" rotation="t" aspectratio="t" verticies="t" text="t" shapetype="t"/>
+            <w10:anchorlock/>
+          </v:rect>
         </w:pict>
       </w:r>
     </w:p>
@@ -1086,31 +1057,7 @@
                 <w:sz w:val="24"/>
                 <w:szCs w:val="24"/>
               </w:rPr>
-              <w:t xml:space="preserve">, must place their device in their book bags </w:t>
-            </w:r>
-            <w:proofErr w:type="gramStart"/>
-            <w:r>
-              <w:rPr>
-                <w:rFonts w:ascii="Arial Narrow" w:eastAsia="Times New Roman" w:hAnsi="Arial Narrow" w:cs="Times New Roman"/>
-                <w:b w:val="0"/>
-                <w:bCs w:val="0"/>
-                <w:color w:val="auto"/>
-                <w:sz w:val="24"/>
-                <w:szCs w:val="24"/>
-              </w:rPr>
-              <w:t>either on</w:t>
-            </w:r>
-            <w:proofErr w:type="gramEnd"/>
-            <w:r>
-              <w:rPr>
-                <w:rFonts w:ascii="Arial Narrow" w:eastAsia="Times New Roman" w:hAnsi="Arial Narrow" w:cs="Times New Roman"/>
-                <w:b w:val="0"/>
-                <w:bCs w:val="0"/>
-                <w:color w:val="auto"/>
-                <w:sz w:val="24"/>
-                <w:szCs w:val="24"/>
-              </w:rPr>
-              <w:t xml:space="preserve"> silent or off mode. Any unauthorized use of any/</w:t>
+              <w:t>, must place their device in their book bags either on silent or off mode. Any unauthorized use of any/</w:t>
             </w:r>
             <w:r>
               <w:rPr>
@@ -1324,7 +1271,6 @@
               </w:rPr>
               <w:t xml:space="preserve">upon entering the classroom, the student </w:t>
             </w:r>
-            <w:proofErr w:type="gramStart"/>
             <w:r>
               <w:rPr>
                 <w:rFonts w:ascii="Arial Narrow" w:eastAsia="Times New Roman" w:hAnsi="Arial Narrow" w:cs="Times New Roman"/>
@@ -1334,7 +1280,6 @@
               </w:rPr>
               <w:t>remove</w:t>
             </w:r>
-            <w:proofErr w:type="gramEnd"/>
             <w:r>
               <w:rPr>
                 <w:rFonts w:ascii="Arial Narrow" w:eastAsia="Times New Roman" w:hAnsi="Arial Narrow" w:cs="Times New Roman"/>
@@ -1874,21 +1819,8 @@
                 <w:sz w:val="24"/>
                 <w:szCs w:val="24"/>
               </w:rPr>
-              <w:t xml:space="preserve">Use of AI </w:t>
-            </w:r>
-            <w:proofErr w:type="gramStart"/>
-            <w:r>
-              <w:rPr>
-                <w:rFonts w:ascii="Arial Narrow" w:eastAsia="Times New Roman" w:hAnsi="Arial Narrow" w:cs="Times New Roman"/>
-                <w:b/>
-                <w:bCs/>
-                <w:color w:val="auto"/>
-                <w:sz w:val="24"/>
-                <w:szCs w:val="24"/>
-              </w:rPr>
-              <w:t>prohibited</w:t>
-            </w:r>
-            <w:proofErr w:type="gramEnd"/>
+              <w:t>Use of AI prohibited</w:t>
+            </w:r>
             <w:r>
               <w:rPr>
                 <w:rFonts w:ascii="Arial Narrow" w:eastAsia="Times New Roman" w:hAnsi="Arial Narrow" w:cs="Times New Roman"/>
@@ -1993,27 +1925,7 @@
                 <w:szCs w:val="24"/>
               </w:rPr>
               <w:lastRenderedPageBreak/>
-              <w:t xml:space="preserve">“Copilot. Accessed 2023-12-03. </w:t>
-            </w:r>
-            <w:proofErr w:type="gramStart"/>
-            <w:r>
-              <w:rPr>
-                <w:rFonts w:ascii="Arial Narrow" w:eastAsia="Times New Roman" w:hAnsi="Arial Narrow" w:cs="Times New Roman"/>
-                <w:color w:val="auto"/>
-                <w:sz w:val="24"/>
-                <w:szCs w:val="24"/>
-              </w:rPr>
-              <w:t>Prompt: ‘</w:t>
-            </w:r>
-            <w:proofErr w:type="gramEnd"/>
-            <w:r>
-              <w:rPr>
-                <w:rFonts w:ascii="Arial Narrow" w:eastAsia="Times New Roman" w:hAnsi="Arial Narrow" w:cs="Times New Roman"/>
-                <w:color w:val="auto"/>
-                <w:sz w:val="24"/>
-                <w:szCs w:val="24"/>
-              </w:rPr>
-              <w:t>Summarize the Geneva Convention in 50 words.’ Generated using Copilot-Web”</w:t>
+              <w:t>“Copilot. Accessed 2023-12-03. Prompt: ‘Summarize the Geneva Convention in 50 words.’ Generated using Copilot-Web”</w:t>
             </w:r>
           </w:p>
           <w:p>
@@ -2097,6 +2009,128 @@
       </w:tr>
     </w:tbl>
     <w:p/>
+    <w:p>
+      <w:r>
+        <w:t>ASSIGNMENT SUBMISSION &amp; LATE WORK POLICIES </w:t>
+      </w:r>
+    </w:p>
+    <w:p>
+      <w:r>
+        <w:t>Assignments &amp; Late Submissions </w:t>
+      </w:r>
+    </w:p>
+    <w:p>
+      <w:r>
+        <w:t>All assignments will be submitted on the posted due date via Canvas or through another medium as specified. </w:t>
+      </w:r>
+    </w:p>
+    <w:p>
+      <w:r>
+        <w:t>(1 Day Late): 10% off total grade, 10% added per day late after that. </w:t>
+      </w:r>
+    </w:p>
+    <w:p>
+      <w:r>
+        <w:t>Major Assignments (after 5 days late): The assignment will be returned with feedback, but with 0% of the </w:t>
+      </w:r>
+    </w:p>
+    <w:p>
+      <w:r>
+        <w:t>total grade. DO NOT BE LATE! </w:t>
+      </w:r>
+    </w:p>
+    <w:p>
+      <w:r>
+        <w:t>All students, upon an EXCUSED ABSENCE WITHIN THE POLIICY GUIDELINES IN THE PARENT/STUDENT HANDBOOK, are responsible for completing missed work assignments. Work should be submitted one day after their absence date. The following resources are good for getting missed assignments: </w:t>
+      </w:r>
+    </w:p>
+    <w:p>
+      <w:r>
+        <w:t>CANVAS </w:t>
+      </w:r>
+    </w:p>
+    <w:p>
+      <w:r>
+        <w:t>Canvas will be the main source to access all lessons and assignments. Should another forum be used, students will be notified immediately. </w:t>
+      </w:r>
+    </w:p>
+    <w:p>
+      <w:r>
+        <w:t>FOCUS </w:t>
+      </w:r>
+    </w:p>
+    <w:p>
+      <w:r>
+        <w:t>Focus will continue to be used as the main gradebook source. I will also provide annotations for any student business as a form of communication to the parents. </w:t>
+      </w:r>
+    </w:p>
+    <w:p>
+      <w:r>
+        <w:t>--- </w:t>
+      </w:r>
+    </w:p>
+    <w:p>
+      <w:r>
+        <w:t>GRADING &amp; ASSESSMENTS </w:t>
+      </w:r>
+    </w:p>
+    <w:p>
+      <w:r>
+        <w:t>--- </w:t>
+      </w:r>
+    </w:p>
+    <w:p>
+      <w:r>
+        <w:t>GRADING ASSESSMENTS </w:t>
+      </w:r>
+    </w:p>
+    <w:p>
+      <w:r>
+        <w:t>90-100% = A </w:t>
+      </w:r>
+    </w:p>
+    <w:p>
+      <w:r>
+        <w:t>80-89% = B </w:t>
+      </w:r>
+    </w:p>
+    <w:p>
+      <w:r>
+        <w:t>70-79% = C </w:t>
+      </w:r>
+    </w:p>
+    <w:p>
+      <w:r>
+        <w:t>60-69% = D </w:t>
+      </w:r>
+    </w:p>
+    <w:p>
+      <w:r>
+        <w:lastRenderedPageBreak/>
+        <w:t>50-59% = F Assessments = 100% · Presentations 100 pts · Written Assignments 100 pts · Student Profile Portfolio 100pts </w:t>
+      </w:r>
+    </w:p>
+    <w:p>
+      <w:r>
+        <w:t>COMPLETION GRADES </w:t>
+      </w:r>
+    </w:p>
+    <w:p>
+      <w:r>
+        <w:t>Completion grades will not be remediated nor adhere to the late policy, given that a full grade is given when the </w:t>
+      </w:r>
+    </w:p>
+    <w:p>
+      <w:r>
+        <w:t>work is done. Only parental notification via ParentSquare will allow the student to submit the assignment without </w:t>
+      </w:r>
+    </w:p>
+    <w:p>
+      <w:r>
+        <w:t>penalty.</w:t>
+      </w:r>
+    </w:p>
+    <w:p/>
     <w:sectPr>
       <w:pgSz w:w="12240" w:h="15840"/>
       <w:pgMar w:top="1440" w:right="1440" w:bottom="1440" w:left="1440" w:header="720" w:footer="720" w:gutter="0"/>
@@ -2108,7 +2142,7 @@
 </file>
 
 <file path=word/numbering.xml><?xml version="1.0" encoding="utf-8"?>
-<w:numbering xmlns:wpc="http://schemas.microsoft.com/office/word/2010/wordprocessingCanvas" xmlns:cx="http://schemas.microsoft.com/office/drawing/2014/chartex" xmlns:cx1="http://schemas.microsoft.com/office/drawing/2015/9/8/chartex" xmlns:cx2="http://schemas.microsoft.com/office/drawing/2015/10/21/chartex" xmlns:cx3="http://schemas.microsoft.com/office/drawing/2016/5/9/chartex" xmlns:cx4="http://schemas.microsoft.com/office/drawing/2016/5/10/chartex" xmlns:cx5="http://schemas.microsoft.com/office/drawing/2016/5/11/chartex" xmlns:cx6="http://schemas.microsoft.com/office/drawing/2016/5/12/chartex" xmlns:cx7="http://schemas.microsoft.com/office/drawing/2016/5/13/chartex" xmlns:cx8="http://schemas.microsoft.com/office/drawing/2016/5/14/chartex" xmlns:mc="http://schemas.openxmlformats.org/markup-compatibility/2006" xmlns:aink="http://schemas.microsoft.com/office/drawing/2016/ink" xmlns:am3d="http://schemas.microsoft.com/office/drawing/2017/model3d" xmlns:o="urn:schemas-microsoft-com:office:office" xmlns:oel="http://schemas.microsoft.com/office/2019/extlst" xmlns:r="http://schemas.openxmlformats.org/officeDocument/2006/relationships" xmlns:m="http://schemas.openxmlformats.org/officeDocument/2006/math" xmlns:v="urn:schemas-microsoft-com:vml" xmlns:wp14="http://schemas.microsoft.com/office/word/2010/wordprocessingDrawing" xmlns:wp="http://schemas.openxmlformats.org/drawingml/2006/wordprocessingDrawing" xmlns:w10="urn:schemas-microsoft-com:office:word" xmlns:w="http://schemas.openxmlformats.org/wordprocessingml/2006/main" xmlns:w14="http://schemas.microsoft.com/office/word/2010/wordml" xmlns:w15="http://schemas.microsoft.com/office/word/2012/wordml" xmlns:w16cex="http://schemas.microsoft.com/office/word/2018/wordml/cex" xmlns:w16cid="http://schemas.microsoft.com/office/word/2016/wordml/cid" xmlns:w16="http://schemas.microsoft.com/office/word/2018/wordml" xmlns:w16du="http://schemas.microsoft.com/office/word/2023/wordml/word16du" xmlns:w16sdtdh="http://schemas.microsoft.com/office/word/2020/wordml/sdtdatahash" xmlns:w16sdtfl="http://schemas.microsoft.com/office/word/2024/wordml/sdtformatlock" xmlns:w16se="http://schemas.microsoft.com/office/word/2015/wordml/symex" xmlns:wpg="http://schemas.microsoft.com/office/word/2010/wordprocessingGroup" xmlns:wpi="http://schemas.microsoft.com/office/word/2010/wordprocessingInk" xmlns:wne="http://schemas.microsoft.com/office/word/2006/wordml" xmlns:wps="http://schemas.microsoft.com/office/word/2010/wordprocessingShape" mc:Ignorable="w14 w15 w16se w16cid w16 w16cex w16sdtdh w16sdtfl w16du wp14">
+<w:numbering xmlns:wpc="http://schemas.microsoft.com/office/word/2010/wordprocessingCanvas" xmlns:cx="http://schemas.microsoft.com/office/drawing/2014/chartex" xmlns:cx1="http://schemas.microsoft.com/office/drawing/2015/9/8/chartex" xmlns:cx2="http://schemas.microsoft.com/office/drawing/2015/10/21/chartex" xmlns:cx3="http://schemas.microsoft.com/office/drawing/2016/5/9/chartex" xmlns:cx4="http://schemas.microsoft.com/office/drawing/2016/5/10/chartex" xmlns:cx5="http://schemas.microsoft.com/office/drawing/2016/5/11/chartex" xmlns:cx6="http://schemas.microsoft.com/office/drawing/2016/5/12/chartex" xmlns:cx7="http://schemas.microsoft.com/office/drawing/2016/5/13/chartex" xmlns:cx8="http://schemas.microsoft.com/office/drawing/2016/5/14/chartex" xmlns:mc="http://schemas.openxmlformats.org/markup-compatibility/2006" xmlns:m="http://schemas.openxmlformats.org/officeDocument/2006/math" xmlns:aink="http://schemas.microsoft.com/office/drawing/2016/ink" xmlns:am3d="http://schemas.microsoft.com/office/drawing/2017/model3d" xmlns:oel="http://schemas.microsoft.com/office/2019/extlst" xmlns:r="http://schemas.openxmlformats.org/officeDocument/2006/relationships" xmlns:wp14="http://schemas.microsoft.com/office/word/2010/wordprocessingDrawing" xmlns:wp="http://schemas.openxmlformats.org/drawingml/2006/wordprocessingDrawing" xmlns:wpg="http://schemas.microsoft.com/office/word/2010/wordprocessingGroup" xmlns:wpi="http://schemas.microsoft.com/office/word/2010/wordprocessingInk" xmlns:wps="http://schemas.microsoft.com/office/word/2010/wordprocessingShape" xmlns:o="urn:schemas-microsoft-com:office:office" xmlns:v="urn:schemas-microsoft-com:vml" xmlns:w10="urn:schemas-microsoft-com:office:word" xmlns:w="http://schemas.openxmlformats.org/wordprocessingml/2006/main" xmlns:w14="http://schemas.microsoft.com/office/word/2010/wordml" xmlns:w15="http://schemas.microsoft.com/office/word/2012/wordml" xmlns:w16cei="http://schemas.microsoft.com/office/word/2026/wordml/cei" xmlns:w16cex="http://schemas.microsoft.com/office/word/2018/wordml/cex" xmlns:w16cid="http://schemas.microsoft.com/office/word/2016/wordml/cid" xmlns:w16="http://schemas.microsoft.com/office/word/2018/wordml" xmlns:w16sdtdh="http://schemas.microsoft.com/office/word/2020/wordml/sdtdatahash" xmlns:w16sdtfl="http://schemas.microsoft.com/office/word/2024/wordml/sdtformatlock" xmlns:w16se="http://schemas.microsoft.com/office/word/2015/wordml/symex" xmlns:w16du="http://schemas.microsoft.com/office/word/2023/wordml/word16du" xmlns:wne="http://schemas.microsoft.com/office/word/2006/wordml" mc:Ignorable="w14 w15 w16se w16cid w16 w16cex w16sdtdh w16sdtfl w16du wp14">
   <w:abstractNum w:abstractNumId="0" w15:restartNumberingAfterBreak="0">
     <w:nsid w:val="58A445F5"/>
     <w:multiLevelType w:val="hybridMultilevel"/>
@@ -2228,7 +2262,7 @@
 </file>
 
 <file path=word/styles.xml><?xml version="1.0" encoding="utf-8"?>
-<w:styles xmlns:mc="http://schemas.openxmlformats.org/markup-compatibility/2006" xmlns:r="http://schemas.openxmlformats.org/officeDocument/2006/relationships" xmlns:w="http://schemas.openxmlformats.org/wordprocessingml/2006/main" xmlns:w14="http://schemas.microsoft.com/office/word/2010/wordml" xmlns:w15="http://schemas.microsoft.com/office/word/2012/wordml" xmlns:w16cex="http://schemas.microsoft.com/office/word/2018/wordml/cex" xmlns:w16cid="http://schemas.microsoft.com/office/word/2016/wordml/cid" xmlns:w16="http://schemas.microsoft.com/office/word/2018/wordml" xmlns:w16du="http://schemas.microsoft.com/office/word/2023/wordml/word16du" xmlns:w16sdtdh="http://schemas.microsoft.com/office/word/2020/wordml/sdtdatahash" xmlns:w16sdtfl="http://schemas.microsoft.com/office/word/2024/wordml/sdtformatlock" xmlns:w16se="http://schemas.microsoft.com/office/word/2015/wordml/symex" mc:Ignorable="w14 w15 w16se w16cid w16 w16cex w16sdtdh w16sdtfl w16du">
+<w:styles xmlns:mc="http://schemas.openxmlformats.org/markup-compatibility/2006" xmlns:r="http://schemas.openxmlformats.org/officeDocument/2006/relationships" xmlns:w="http://schemas.openxmlformats.org/wordprocessingml/2006/main" xmlns:w14="http://schemas.microsoft.com/office/word/2010/wordml" xmlns:w15="http://schemas.microsoft.com/office/word/2012/wordml" xmlns:w16cex="http://schemas.microsoft.com/office/word/2018/wordml/cex" xmlns:w16cid="http://schemas.microsoft.com/office/word/2016/wordml/cid" xmlns:w16="http://schemas.microsoft.com/office/word/2018/wordml" xmlns:w16sdtdh="http://schemas.microsoft.com/office/word/2020/wordml/sdtdatahash" xmlns:w16sdtfl="http://schemas.microsoft.com/office/word/2024/wordml/sdtformatlock" xmlns:w16se="http://schemas.microsoft.com/office/word/2015/wordml/symex" xmlns:w16du="http://schemas.microsoft.com/office/word/2023/wordml/word16du" mc:Ignorable="w14 w15 w16se w16cid w16 w16cex w16sdtdh w16sdtfl w16du">
   <w:docDefaults>
     <w:rPrDefault>
       <w:rPr>
@@ -2840,7 +2874,6 @@
   <w:style w:type="character" w:default="1" w:styleId="DefaultParagraphFont">
     <w:name w:val="Default Paragraph Font"/>
     <w:uiPriority w:val="1"/>
-    <w:semiHidden/>
     <w:unhideWhenUsed/>
   </w:style>
   <w:style w:type="table" w:default="1" w:styleId="TableNormal">

--- a/docs/Syllabus Policy.docx
+++ b/docs/Syllabus Policy.docx
@@ -918,13 +918,8 @@
         </w:rPr>
       </w:pPr>
       <w:r>
-        <w:rPr>
-          <w:noProof/>
-        </w:rPr>
-      </w:r>
-      <w:r>
-        <w:pict w14:anchorId="6734B46C">
-          <v:rect id="Horizontal Line 1" o:spid="_x0000_s1026" style="width:451.6pt;height:.05pt;visibility:visible;mso-wrap-style:square;mso-left-percent:-10001;mso-top-percent:-10001;mso-position-horizontal:absolute;mso-position-horizontal-relative:char;mso-position-vertical:absolute;mso-position-vertical-relative:line;mso-left-percent:-10001;mso-top-percent:-10001;v-text-anchor:top" o:gfxdata="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" filled="f">
+        <w:pict w14:anchorId="5E182446">
+          <v:rect id="Horizontal Line 1" o:spid="_x0000_s1026" alt="" style="width:451.6pt;height:.05pt;visibility:visible;mso-wrap-style:square;mso-width-percent:0;mso-height-percent:0;mso-left-percent:-10001;mso-top-percent:-10001;mso-position-horizontal:absolute;mso-position-horizontal-relative:char;mso-position-vertical:absolute;mso-position-vertical-relative:line;mso-width-percent:0;mso-height-percent:0;mso-left-percent:-10001;mso-top-percent:-10001;v-text-anchor:top" filled="f">
             <o:lock v:ext="edit" rotation="t" aspectratio="t" verticies="t" text="t" shapetype="t"/>
             <w10:anchorlock/>
           </v:rect>
@@ -2106,8 +2101,21 @@
     </w:p>
     <w:p>
       <w:r>
+        <w:t>Below 60%</w:t>
+      </w:r>
+      <w:r>
+        <w:t xml:space="preserve"> = F </w:t>
+      </w:r>
+    </w:p>
+    <w:p>
+      <w:r>
         <w:lastRenderedPageBreak/>
-        <w:t>50-59% = F Assessments = 100% · Presentations 100 pts · Written Assignments 100 pts · Student Profile Portfolio 100pts </w:t>
+        <w:t xml:space="preserve">Assessments = 100% </w:t>
+      </w:r>
+    </w:p>
+    <w:p>
+      <w:r>
+        <w:t xml:space="preserve">· Presentations · Written Assignments · Student Profile Portfolio </w:t>
       </w:r>
     </w:p>
     <w:p>
@@ -2874,6 +2882,7 @@
   <w:style w:type="character" w:default="1" w:styleId="DefaultParagraphFont">
     <w:name w:val="Default Paragraph Font"/>
     <w:uiPriority w:val="1"/>
+    <w:semiHidden/>
     <w:unhideWhenUsed/>
   </w:style>
   <w:style w:type="table" w:default="1" w:styleId="TableNormal">
